--- a/antigen/docs/kuda-bit-0710.docx
+++ b/antigen/docs/kuda-bit-0710.docx
@@ -7,7 +7,7 @@
         <w:pStyle w:val="Heading1"/>
       </w:pPr>
       <w:r>
-        <w:t>Куда бить дальше — вторая редакция: что изменилось и пять новых направлений</w:t>
+        <w:t>Куда ещё бить: год целиком и вся сеть, а не топ товаров ДМД</w:t>
       </w:r>
     </w:p>
     <w:p>
@@ -23,17 +23,17 @@
         <w:pStyle w:val="Heading2"/>
       </w:pPr>
       <w:r>
-        <w:t>Что это и откуда цифры</w:t>
+        <w:t>Что поменяли в подходе</w:t>
       </w:r>
     </w:p>
     <w:p>
       <w:r>
-        <w:t>Продолжение записки 8 от 23 сентября. Тот же расчёт на свежем окне: акты забраковки Домодедова («Центр-ДМД»), восемь закрытых недель с 10 августа по 4 октября, без «истёк срок годности». Всего 25 565 актов на 40,4 млн ₽ себестоимости. Две последние недели окна — уже после встречи 23 сентября, поэтому по каждому направлению видно, что стало «до» и «после».</w:t>
+        <w:t>Записка 8 смотрела на восемь недель Домодедова и искала товары, которые бракуются чаще всего. Так находятся профиль, ведро, лампа и мешок — массовый дешёвый брак. Здесь — год целиком (6 октября 2025 — 4 октября 2026), все места обнаружения брака и деньги, а не только акты.</w:t>
       </w:r>
     </w:p>
     <w:p>
       <w:r>
-        <w:t>Что внутри: как ведут себя четыре направления записки 8, углублённый разбор трёх самых больших и пять новых направлений, которые вышли в топ за последний месяц. Плюс один вывод, которого в записке 8 не было: топ по актам и топ по деньгам — разные списки.</w:t>
+        <w:t>За год без сроков годности — 427,6 тысячи актов на 746,7 млн ₽ себестоимости. Сроки годности по-прежнему вне расчёта: это ещё 46,8 тысячи актов и 17,2 млн.</w:t>
       </w:r>
     </w:p>
     <w:p>
@@ -41,7 +41,12 @@
         <w:pStyle w:val="Heading2"/>
       </w:pPr>
       <w:r>
-        <w:t>Четыре направления: до и после 23 сентября</w:t>
+        <w:t>Главный вывод: больше половины денег брака — не на ДМД, и там растёт быстрее</w:t>
+      </w:r>
+    </w:p>
+    <w:p>
+      <w:r>
+        <w:t>Домодедово — 48% денег брака. Остальные 385 млн — магазины, региональные РЦ, магазины-склады и ПВЗ. За второе полугодие брак ДМД вырос на 7%, магазинов-складов — на 57%, магазинов — на 18%, региональных РЦ — на 16%. Все мероприятия рабочей группы сейчас — про ДМД.</w:t>
       </w:r>
     </w:p>
     <w:tbl>
@@ -51,423 +56,43 @@
         <w:tblLook w:firstColumn="1" w:firstRow="1" w:lastColumn="0" w:lastRow="0" w:noHBand="0" w:noVBand="1" w:val="04A0"/>
       </w:tblPr>
       <w:tblGrid>
-        <w:gridCol w:w="1728"/>
-        <w:gridCol w:w="1728"/>
-        <w:gridCol w:w="1728"/>
-        <w:gridCol w:w="1728"/>
-        <w:gridCol w:w="1728"/>
+        <w:gridCol w:w="1440"/>
+        <w:gridCol w:w="1440"/>
+        <w:gridCol w:w="1440"/>
+        <w:gridCol w:w="1440"/>
+        <w:gridCol w:w="1440"/>
+        <w:gridCol w:w="1440"/>
       </w:tblGrid>
       <w:tr>
         <w:tc>
           <w:tcPr>
-            <w:tcW w:type="dxa" w:w="1728"/>
+            <w:tcW w:type="dxa" w:w="1440"/>
           </w:tcPr>
           <w:p>
             <w:r>
               <w:rPr>
                 <w:b/>
               </w:rPr>
-              <w:t>Направление</w:t>
+              <w:t>Где обнаружен</w:t>
             </w:r>
           </w:p>
         </w:tc>
         <w:tc>
           <w:tcPr>
-            <w:tcW w:type="dxa" w:w="1728"/>
+            <w:tcW w:type="dxa" w:w="1440"/>
           </w:tcPr>
           <w:p>
             <w:r>
               <w:rPr>
                 <w:b/>
               </w:rPr>
-              <w:t>Актов за 8 нед</w:t>
+              <w:t>Актов за год</w:t>
             </w:r>
           </w:p>
         </w:tc>
         <w:tc>
           <w:tcPr>
-            <w:tcW w:type="dxa" w:w="1728"/>
-          </w:tcPr>
-          <w:p>
-            <w:r>
-              <w:rPr>
-                <w:b/>
-              </w:rPr>
-              <w:t>В неделю до 23.09</w:t>
-            </w:r>
-          </w:p>
-        </w:tc>
-        <w:tc>
-          <w:tcPr>
-            <w:tcW w:type="dxa" w:w="1728"/>
-          </w:tcPr>
-          <w:p>
-            <w:r>
-              <w:rPr>
-                <w:b/>
-              </w:rPr>
-              <w:t>В неделю после</w:t>
-            </w:r>
-          </w:p>
-        </w:tc>
-        <w:tc>
-          <w:tcPr>
-            <w:tcW w:type="dxa" w:w="1728"/>
-          </w:tcPr>
-          <w:p>
-            <w:r>
-              <w:rPr>
-                <w:b/>
-              </w:rPr>
-              <w:t>Что произошло</w:t>
-            </w:r>
-          </w:p>
-        </w:tc>
-      </w:tr>
-      <w:tr>
-        <w:tc>
-          <w:tcPr>
-            <w:tcW w:type="dxa" w:w="1728"/>
-          </w:tcPr>
-          <w:p>
-            <w:r>
-              <w:t>Хрупкие длинномеры</w:t>
-            </w:r>
-          </w:p>
-        </w:tc>
-        <w:tc>
-          <w:tcPr>
-            <w:tcW w:type="dxa" w:w="1728"/>
-          </w:tcPr>
-          <w:p>
-            <w:r>
-              <w:t>3 439</w:t>
-            </w:r>
-          </w:p>
-        </w:tc>
-        <w:tc>
-          <w:tcPr>
-            <w:tcW w:type="dxa" w:w="1728"/>
-          </w:tcPr>
-          <w:p>
-            <w:r>
-              <w:t>376</w:t>
-            </w:r>
-          </w:p>
-        </w:tc>
-        <w:tc>
-          <w:tcPr>
-            <w:tcW w:type="dxa" w:w="1728"/>
-          </w:tcPr>
-          <w:p>
-            <w:r>
-              <w:t>592</w:t>
-            </w:r>
-          </w:p>
-        </w:tc>
-        <w:tc>
-          <w:tcPr>
-            <w:tcW w:type="dxa" w:w="1728"/>
-          </w:tcPr>
-          <w:p>
-            <w:r>
-              <w:t>рост: 866 за неделю 28.09</w:t>
-            </w:r>
-          </w:p>
-        </w:tc>
-      </w:tr>
-      <w:tr>
-        <w:tc>
-          <w:tcPr>
-            <w:tcW w:type="dxa" w:w="1728"/>
-          </w:tcPr>
-          <w:p>
-            <w:r>
-              <w:t>Тара с крышкой</w:t>
-            </w:r>
-          </w:p>
-        </w:tc>
-        <w:tc>
-          <w:tcPr>
-            <w:tcW w:type="dxa" w:w="1728"/>
-          </w:tcPr>
-          <w:p>
-            <w:r>
-              <w:t>1 934</w:t>
-            </w:r>
-          </w:p>
-        </w:tc>
-        <w:tc>
-          <w:tcPr>
-            <w:tcW w:type="dxa" w:w="1728"/>
-          </w:tcPr>
-          <w:p>
-            <w:r>
-              <w:t>275</w:t>
-            </w:r>
-          </w:p>
-        </w:tc>
-        <w:tc>
-          <w:tcPr>
-            <w:tcW w:type="dxa" w:w="1728"/>
-          </w:tcPr>
-          <w:p>
-            <w:r>
-              <w:t>143</w:t>
-            </w:r>
-          </w:p>
-        </w:tc>
-        <w:tc>
-          <w:tcPr>
-            <w:tcW w:type="dxa" w:w="1728"/>
-          </w:tcPr>
-          <w:p>
-            <w:r>
-              <w:t>спад вдвое после пика 677</w:t>
-            </w:r>
-          </w:p>
-        </w:tc>
-      </w:tr>
-      <w:tr>
-        <w:tc>
-          <w:tcPr>
-            <w:tcW w:type="dxa" w:w="1728"/>
-          </w:tcPr>
-          <w:p>
-            <w:r>
-              <w:t>Светильники и лампы</w:t>
-            </w:r>
-          </w:p>
-        </w:tc>
-        <w:tc>
-          <w:tcPr>
-            <w:tcW w:type="dxa" w:w="1728"/>
-          </w:tcPr>
-          <w:p>
-            <w:r>
-              <w:t>1 639</w:t>
-            </w:r>
-          </w:p>
-        </w:tc>
-        <w:tc>
-          <w:tcPr>
-            <w:tcW w:type="dxa" w:w="1728"/>
-          </w:tcPr>
-          <w:p>
-            <w:r>
-              <w:t>180</w:t>
-            </w:r>
-          </w:p>
-        </w:tc>
-        <w:tc>
-          <w:tcPr>
-            <w:tcW w:type="dxa" w:w="1728"/>
-          </w:tcPr>
-          <w:p>
-            <w:r>
-              <w:t>279</w:t>
-            </w:r>
-          </w:p>
-        </w:tc>
-        <w:tc>
-          <w:tcPr>
-            <w:tcW w:type="dxa" w:w="1728"/>
-          </w:tcPr>
-          <w:p>
-            <w:r>
-              <w:t>рост, 407 за неделю 28.09</w:t>
-            </w:r>
-          </w:p>
-        </w:tc>
-      </w:tr>
-      <w:tr>
-        <w:tc>
-          <w:tcPr>
-            <w:tcW w:type="dxa" w:w="1728"/>
-          </w:tcPr>
-          <w:p>
-            <w:r>
-              <w:t>Сыпучка</w:t>
-            </w:r>
-          </w:p>
-        </w:tc>
-        <w:tc>
-          <w:tcPr>
-            <w:tcW w:type="dxa" w:w="1728"/>
-          </w:tcPr>
-          <w:p>
-            <w:r>
-              <w:t>1 045</w:t>
-            </w:r>
-          </w:p>
-        </w:tc>
-        <w:tc>
-          <w:tcPr>
-            <w:tcW w:type="dxa" w:w="1728"/>
-          </w:tcPr>
-          <w:p>
-            <w:r>
-              <w:t>161</w:t>
-            </w:r>
-          </w:p>
-        </w:tc>
-        <w:tc>
-          <w:tcPr>
-            <w:tcW w:type="dxa" w:w="1728"/>
-          </w:tcPr>
-          <w:p>
-            <w:r>
-              <w:t>41</w:t>
-            </w:r>
-          </w:p>
-        </w:tc>
-        <w:tc>
-          <w:tcPr>
-            <w:tcW w:type="dxa" w:w="1728"/>
-          </w:tcPr>
-          <w:p>
-            <w:r>
-              <w:t>спад вчетверо</w:t>
-            </w:r>
-          </w:p>
-        </w:tc>
-      </w:tr>
-      <w:tr>
-        <w:tc>
-          <w:tcPr>
-            <w:tcW w:type="dxa" w:w="1728"/>
-          </w:tcPr>
-          <w:p>
-            <w:r>
-              <w:t>Весь брак без сроков</w:t>
-            </w:r>
-          </w:p>
-        </w:tc>
-        <w:tc>
-          <w:tcPr>
-            <w:tcW w:type="dxa" w:w="1728"/>
-          </w:tcPr>
-          <w:p>
-            <w:r>
-              <w:t>25 565</w:t>
-            </w:r>
-          </w:p>
-        </w:tc>
-        <w:tc>
-          <w:tcPr>
-            <w:tcW w:type="dxa" w:w="1728"/>
-          </w:tcPr>
-          <w:p>
-            <w:r>
-              <w:t>3 087</w:t>
-            </w:r>
-          </w:p>
-        </w:tc>
-        <w:tc>
-          <w:tcPr>
-            <w:tcW w:type="dxa" w:w="1728"/>
-          </w:tcPr>
-          <w:p>
-            <w:r>
-              <w:t>3 522</w:t>
-            </w:r>
-          </w:p>
-        </w:tc>
-        <w:tc>
-          <w:tcPr>
-            <w:tcW w:type="dxa" w:w="1728"/>
-          </w:tcPr>
-          <w:p>
-            <w:r>
-              <w:t>неделя 28.09 — 4 253, максимум с августа</w:t>
-            </w:r>
-          </w:p>
-        </w:tc>
-      </w:tr>
-    </w:tbl>
-    <w:p>
-      <w:r>
-        <w:rPr>
-          <w:color w:val="666666"/>
-          <w:sz w:val="18"/>
-        </w:rPr>
-        <w:t>«До» — шесть недель 10.08–20.09, «после» — 21.09–04.10. Две недели — мало для вывода об эффекте: спад сыпучки и тары может быть и сезоном. Нужна дата, когда склад начал меру.</w:t>
-      </w:r>
-    </w:p>
-    <w:p>
-      <w:pPr>
-        <w:pStyle w:val="Heading2"/>
-      </w:pPr>
-      <w:r>
-        <w:t>Вывод: по актам и по деньгам — разные топы</w:t>
-      </w:r>
-    </w:p>
-    <w:p>
-      <w:r>
-        <w:t>Четыре направления записки 8 — 31% актов, но всего 2,3 млн ₽ из 40,4 млн себестоимости, 6%. Это массовый дешёвый брак: профиль, ведро, лампа, мешок. По деньгам картина другая. Мех. повреждения — 57% актов и 16,2 млн, некомплект — 21% актов, но 14,9 млн: каждый акт некомплекта в среднем в два с половиной раза дороже. Деньги держатся на десятке дорогих позиций, где акт стоит 10–70 тысяч.</w:t>
-      </w:r>
-    </w:p>
-    <w:p>
-      <w:r>
-        <w:t>Поэтому предлагаем вести два списка. По актам — правила хранения для массовых групп, это KPI по количеству брака. По деньгам — поштучный контроль дорогих позиций, это себестоимость и резерв.</w:t>
-      </w:r>
-    </w:p>
-    <w:tbl>
-      <w:tblPr>
-        <w:tblStyle w:val="LightGrid-Accent1"/>
-        <w:tblW w:type="auto" w:w="0"/>
-        <w:tblLook w:firstColumn="1" w:firstRow="1" w:lastColumn="0" w:lastRow="0" w:noHBand="0" w:noVBand="1" w:val="04A0"/>
-      </w:tblPr>
-      <w:tblGrid>
-        <w:gridCol w:w="1728"/>
-        <w:gridCol w:w="1728"/>
-        <w:gridCol w:w="1728"/>
-        <w:gridCol w:w="1728"/>
-        <w:gridCol w:w="1728"/>
-      </w:tblGrid>
-      <w:tr>
-        <w:tc>
-          <w:tcPr>
-            <w:tcW w:type="dxa" w:w="1728"/>
-          </w:tcPr>
-          <w:p>
-            <w:r>
-              <w:rPr>
-                <w:b/>
-              </w:rPr>
-              <w:t>Тип дефекта</w:t>
-            </w:r>
-          </w:p>
-        </w:tc>
-        <w:tc>
-          <w:tcPr>
-            <w:tcW w:type="dxa" w:w="1728"/>
-          </w:tcPr>
-          <w:p>
-            <w:r>
-              <w:rPr>
-                <w:b/>
-              </w:rPr>
-              <w:t>Актов</w:t>
-            </w:r>
-          </w:p>
-        </w:tc>
-        <w:tc>
-          <w:tcPr>
-            <w:tcW w:type="dxa" w:w="1728"/>
-          </w:tcPr>
-          <w:p>
-            <w:r>
-              <w:rPr>
-                <w:b/>
-              </w:rPr>
-              <w:t>Доля актов</w:t>
-            </w:r>
-          </w:p>
-        </w:tc>
-        <w:tc>
-          <w:tcPr>
-            <w:tcW w:type="dxa" w:w="1728"/>
+            <w:tcW w:type="dxa" w:w="1440"/>
           </w:tcPr>
           <w:p>
             <w:r>
@@ -480,14 +105,40 @@
         </w:tc>
         <w:tc>
           <w:tcPr>
-            <w:tcW w:type="dxa" w:w="1728"/>
+            <w:tcW w:type="dxa" w:w="1440"/>
           </w:tcPr>
           <w:p>
             <w:r>
               <w:rPr>
                 <w:b/>
               </w:rPr>
-              <w:t>Доля топ-5 позиций</w:t>
+              <w:t>Доля денег</w:t>
+            </w:r>
+          </w:p>
+        </w:tc>
+        <w:tc>
+          <w:tcPr>
+            <w:tcW w:type="dxa" w:w="1440"/>
+          </w:tcPr>
+          <w:p>
+            <w:r>
+              <w:rPr>
+                <w:b/>
+              </w:rPr>
+              <w:t>₽ на акт</w:t>
+            </w:r>
+          </w:p>
+        </w:tc>
+        <w:tc>
+          <w:tcPr>
+            <w:tcW w:type="dxa" w:w="1440"/>
+          </w:tcPr>
+          <w:p>
+            <w:r>
+              <w:rPr>
+                <w:b/>
+              </w:rPr>
+              <w:t>Полугодие к полугодию</w:t>
             </w:r>
           </w:p>
         </w:tc>
@@ -495,51 +146,61 @@
       <w:tr>
         <w:tc>
           <w:tcPr>
-            <w:tcW w:type="dxa" w:w="1728"/>
+            <w:tcW w:type="dxa" w:w="1440"/>
           </w:tcPr>
           <w:p>
             <w:r>
-              <w:t>Мех. повреждение</w:t>
+              <w:t>Центр-ДМД</w:t>
             </w:r>
           </w:p>
         </w:tc>
         <w:tc>
           <w:tcPr>
-            <w:tcW w:type="dxa" w:w="1728"/>
+            <w:tcW w:type="dxa" w:w="1440"/>
           </w:tcPr>
           <w:p>
             <w:r>
-              <w:t>14 651</w:t>
+              <w:t>235 442</w:t>
             </w:r>
           </w:p>
         </w:tc>
         <w:tc>
           <w:tcPr>
-            <w:tcW w:type="dxa" w:w="1728"/>
+            <w:tcW w:type="dxa" w:w="1440"/>
           </w:tcPr>
           <w:p>
             <w:r>
-              <w:t>57,3%</w:t>
+              <w:t>361,5 млн</w:t>
             </w:r>
           </w:p>
         </w:tc>
         <w:tc>
           <w:tcPr>
-            <w:tcW w:type="dxa" w:w="1728"/>
+            <w:tcW w:type="dxa" w:w="1440"/>
           </w:tcPr>
           <w:p>
             <w:r>
-              <w:t>16,2 млн</w:t>
+              <w:t>48,4%</w:t>
             </w:r>
           </w:p>
         </w:tc>
         <w:tc>
           <w:tcPr>
-            <w:tcW w:type="dxa" w:w="1728"/>
+            <w:tcW w:type="dxa" w:w="1440"/>
           </w:tcPr>
           <w:p>
             <w:r>
-              <w:t>6,5%</w:t>
+              <w:t>1 535</w:t>
+            </w:r>
+          </w:p>
+        </w:tc>
+        <w:tc>
+          <w:tcPr>
+            <w:tcW w:type="dxa" w:w="1440"/>
+          </w:tcPr>
+          <w:p>
+            <w:r>
+              <w:t>+7%</w:t>
             </w:r>
           </w:p>
         </w:tc>
@@ -547,51 +208,61 @@
       <w:tr>
         <w:tc>
           <w:tcPr>
-            <w:tcW w:type="dxa" w:w="1728"/>
+            <w:tcW w:type="dxa" w:w="1440"/>
           </w:tcPr>
           <w:p>
             <w:r>
-              <w:t>Некомплект</w:t>
+              <w:t>Магазины (ТТ)</w:t>
             </w:r>
           </w:p>
         </w:tc>
         <w:tc>
           <w:tcPr>
-            <w:tcW w:type="dxa" w:w="1728"/>
+            <w:tcW w:type="dxa" w:w="1440"/>
           </w:tcPr>
           <w:p>
             <w:r>
-              <w:t>5 470</w:t>
+              <w:t>49 148</w:t>
             </w:r>
           </w:p>
         </w:tc>
         <w:tc>
           <w:tcPr>
-            <w:tcW w:type="dxa" w:w="1728"/>
+            <w:tcW w:type="dxa" w:w="1440"/>
           </w:tcPr>
           <w:p>
             <w:r>
-              <w:t>21,4%</w:t>
+              <w:t>124,6 млн</w:t>
             </w:r>
           </w:p>
         </w:tc>
         <w:tc>
           <w:tcPr>
-            <w:tcW w:type="dxa" w:w="1728"/>
+            <w:tcW w:type="dxa" w:w="1440"/>
           </w:tcPr>
           <w:p>
             <w:r>
-              <w:t>14,9 млн</w:t>
+              <w:t>16,7%</w:t>
             </w:r>
           </w:p>
         </w:tc>
         <w:tc>
           <w:tcPr>
-            <w:tcW w:type="dxa" w:w="1728"/>
+            <w:tcW w:type="dxa" w:w="1440"/>
           </w:tcPr>
           <w:p>
             <w:r>
-              <w:t>27,5%</w:t>
+              <w:t>2 534</w:t>
+            </w:r>
+          </w:p>
+        </w:tc>
+        <w:tc>
+          <w:tcPr>
+            <w:tcW w:type="dxa" w:w="1440"/>
+          </w:tcPr>
+          <w:p>
+            <w:r>
+              <w:t>+18%</w:t>
             </w:r>
           </w:p>
         </w:tc>
@@ -599,51 +270,61 @@
       <w:tr>
         <w:tc>
           <w:tcPr>
-            <w:tcW w:type="dxa" w:w="1728"/>
+            <w:tcW w:type="dxa" w:w="1440"/>
           </w:tcPr>
           <w:p>
             <w:r>
-              <w:t>Повреждение упаковки</w:t>
+              <w:t>Региональные РЦ</w:t>
             </w:r>
           </w:p>
         </w:tc>
         <w:tc>
           <w:tcPr>
-            <w:tcW w:type="dxa" w:w="1728"/>
+            <w:tcW w:type="dxa" w:w="1440"/>
           </w:tcPr>
           <w:p>
             <w:r>
-              <w:t>1 607</w:t>
+              <w:t>78 636</w:t>
             </w:r>
           </w:p>
         </w:tc>
         <w:tc>
           <w:tcPr>
-            <w:tcW w:type="dxa" w:w="1728"/>
+            <w:tcW w:type="dxa" w:w="1440"/>
           </w:tcPr>
           <w:p>
             <w:r>
-              <w:t>6,3%</w:t>
+              <w:t>122,0 млн</w:t>
             </w:r>
           </w:p>
         </w:tc>
         <w:tc>
           <w:tcPr>
-            <w:tcW w:type="dxa" w:w="1728"/>
+            <w:tcW w:type="dxa" w:w="1440"/>
           </w:tcPr>
           <w:p>
             <w:r>
-              <w:t>4,1 млн</w:t>
+              <w:t>16,3%</w:t>
             </w:r>
           </w:p>
         </w:tc>
         <w:tc>
           <w:tcPr>
-            <w:tcW w:type="dxa" w:w="1728"/>
+            <w:tcW w:type="dxa" w:w="1440"/>
           </w:tcPr>
           <w:p>
             <w:r>
-              <w:t>17,8%</w:t>
+              <w:t>1 551</w:t>
+            </w:r>
+          </w:p>
+        </w:tc>
+        <w:tc>
+          <w:tcPr>
+            <w:tcW w:type="dxa" w:w="1440"/>
+          </w:tcPr>
+          <w:p>
+            <w:r>
+              <w:t>+16%</w:t>
             </w:r>
           </w:p>
         </w:tc>
@@ -651,51 +332,61 @@
       <w:tr>
         <w:tc>
           <w:tcPr>
-            <w:tcW w:type="dxa" w:w="1728"/>
+            <w:tcW w:type="dxa" w:w="1440"/>
           </w:tcPr>
           <w:p>
             <w:r>
-              <w:t>Нарушение целостности</w:t>
+              <w:t>Магазины-склады (МС)</w:t>
             </w:r>
           </w:p>
         </w:tc>
         <w:tc>
           <w:tcPr>
-            <w:tcW w:type="dxa" w:w="1728"/>
+            <w:tcW w:type="dxa" w:w="1440"/>
           </w:tcPr>
           <w:p>
             <w:r>
-              <w:t>1 571</w:t>
+              <w:t>23 698</w:t>
             </w:r>
           </w:p>
         </w:tc>
         <w:tc>
           <w:tcPr>
-            <w:tcW w:type="dxa" w:w="1728"/>
+            <w:tcW w:type="dxa" w:w="1440"/>
           </w:tcPr>
           <w:p>
             <w:r>
-              <w:t>6,1%</w:t>
+              <w:t>51,4 млн</w:t>
             </w:r>
           </w:p>
         </w:tc>
         <w:tc>
           <w:tcPr>
-            <w:tcW w:type="dxa" w:w="1728"/>
+            <w:tcW w:type="dxa" w:w="1440"/>
           </w:tcPr>
           <w:p>
             <w:r>
-              <w:t>1,4 млн</w:t>
+              <w:t>6,9%</w:t>
             </w:r>
           </w:p>
         </w:tc>
         <w:tc>
           <w:tcPr>
-            <w:tcW w:type="dxa" w:w="1728"/>
+            <w:tcW w:type="dxa" w:w="1440"/>
           </w:tcPr>
           <w:p>
             <w:r>
-              <w:t>19,8%</w:t>
+              <w:t>2 168</w:t>
+            </w:r>
+          </w:p>
+        </w:tc>
+        <w:tc>
+          <w:tcPr>
+            <w:tcW w:type="dxa" w:w="1440"/>
+          </w:tcPr>
+          <w:p>
+            <w:r>
+              <w:t>+57%</w:t>
             </w:r>
           </w:p>
         </w:tc>
@@ -703,51 +394,61 @@
       <w:tr>
         <w:tc>
           <w:tcPr>
-            <w:tcW w:type="dxa" w:w="1728"/>
+            <w:tcW w:type="dxa" w:w="1440"/>
           </w:tcPr>
           <w:p>
             <w:r>
-              <w:t>Прочие дефекты</w:t>
+              <w:t>ПВЗ</w:t>
             </w:r>
           </w:p>
         </w:tc>
         <w:tc>
           <w:tcPr>
-            <w:tcW w:type="dxa" w:w="1728"/>
+            <w:tcW w:type="dxa" w:w="1440"/>
           </w:tcPr>
           <w:p>
             <w:r>
-              <w:t>958</w:t>
+              <w:t>19 233</w:t>
             </w:r>
           </w:p>
         </w:tc>
         <w:tc>
           <w:tcPr>
-            <w:tcW w:type="dxa" w:w="1728"/>
+            <w:tcW w:type="dxa" w:w="1440"/>
           </w:tcPr>
           <w:p>
             <w:r>
-              <w:t>3,7%</w:t>
+              <w:t>39,7 млн</w:t>
             </w:r>
           </w:p>
         </w:tc>
         <w:tc>
           <w:tcPr>
-            <w:tcW w:type="dxa" w:w="1728"/>
+            <w:tcW w:type="dxa" w:w="1440"/>
           </w:tcPr>
           <w:p>
             <w:r>
-              <w:t>2,5 млн</w:t>
+              <w:t>5,3%</w:t>
             </w:r>
           </w:p>
         </w:tc>
         <w:tc>
           <w:tcPr>
-            <w:tcW w:type="dxa" w:w="1728"/>
+            <w:tcW w:type="dxa" w:w="1440"/>
           </w:tcPr>
           <w:p>
             <w:r>
-              <w:t>28,0%</w:t>
+              <w:t>2 066</w:t>
+            </w:r>
+          </w:p>
+        </w:tc>
+        <w:tc>
+          <w:tcPr>
+            <w:tcW w:type="dxa" w:w="1440"/>
+          </w:tcPr>
+          <w:p>
+            <w:r>
+              <w:t>+20%</w:t>
             </w:r>
           </w:p>
         </w:tc>
@@ -755,51 +456,61 @@
       <w:tr>
         <w:tc>
           <w:tcPr>
-            <w:tcW w:type="dxa" w:w="1728"/>
+            <w:tcW w:type="dxa" w:w="1440"/>
           </w:tcPr>
           <w:p>
             <w:r>
-              <w:t>Не товарный вид</w:t>
+              <w:t>Региональные склады</w:t>
             </w:r>
           </w:p>
         </w:tc>
         <w:tc>
           <w:tcPr>
-            <w:tcW w:type="dxa" w:w="1728"/>
+            <w:tcW w:type="dxa" w:w="1440"/>
           </w:tcPr>
           <w:p>
             <w:r>
-              <w:t>714</w:t>
+              <w:t>18 479</w:t>
             </w:r>
           </w:p>
         </w:tc>
         <w:tc>
           <w:tcPr>
-            <w:tcW w:type="dxa" w:w="1728"/>
+            <w:tcW w:type="dxa" w:w="1440"/>
           </w:tcPr>
           <w:p>
             <w:r>
-              <w:t>2,8%</w:t>
+              <w:t>35,2 млн</w:t>
             </w:r>
           </w:p>
         </w:tc>
         <w:tc>
           <w:tcPr>
-            <w:tcW w:type="dxa" w:w="1728"/>
+            <w:tcW w:type="dxa" w:w="1440"/>
           </w:tcPr>
           <w:p>
             <w:r>
-              <w:t>0,6 млн</w:t>
+              <w:t>4,7%</w:t>
             </w:r>
           </w:p>
         </w:tc>
         <w:tc>
           <w:tcPr>
-            <w:tcW w:type="dxa" w:w="1728"/>
+            <w:tcW w:type="dxa" w:w="1440"/>
           </w:tcPr>
           <w:p>
             <w:r>
-              <w:t>12,2%</w:t>
+              <w:t>1 903</w:t>
+            </w:r>
+          </w:p>
+        </w:tc>
+        <w:tc>
+          <w:tcPr>
+            <w:tcW w:type="dxa" w:w="1440"/>
+          </w:tcPr>
+          <w:p>
+            <w:r>
+              <w:t>+10%</w:t>
             </w:r>
           </w:p>
         </w:tc>
@@ -807,51 +518,61 @@
       <w:tr>
         <w:tc>
           <w:tcPr>
-            <w:tcW w:type="dxa" w:w="1728"/>
+            <w:tcW w:type="dxa" w:w="1440"/>
           </w:tcPr>
           <w:p>
             <w:r>
-              <w:t>Нет маркировки</w:t>
+              <w:t>СЦ в регионах</w:t>
             </w:r>
           </w:p>
         </w:tc>
         <w:tc>
           <w:tcPr>
-            <w:tcW w:type="dxa" w:w="1728"/>
+            <w:tcW w:type="dxa" w:w="1440"/>
           </w:tcPr>
           <w:p>
             <w:r>
-              <w:t>579</w:t>
+              <w:t>2 821</w:t>
             </w:r>
           </w:p>
         </w:tc>
         <w:tc>
           <w:tcPr>
-            <w:tcW w:type="dxa" w:w="1728"/>
+            <w:tcW w:type="dxa" w:w="1440"/>
           </w:tcPr>
           <w:p>
             <w:r>
-              <w:t>2,3%</w:t>
+              <w:t>11,7 млн</w:t>
             </w:r>
           </w:p>
         </w:tc>
         <w:tc>
           <w:tcPr>
-            <w:tcW w:type="dxa" w:w="1728"/>
+            <w:tcW w:type="dxa" w:w="1440"/>
           </w:tcPr>
           <w:p>
             <w:r>
-              <w:t>0,6 млн</w:t>
+              <w:t>1,6%</w:t>
             </w:r>
           </w:p>
         </w:tc>
         <w:tc>
           <w:tcPr>
-            <w:tcW w:type="dxa" w:w="1728"/>
+            <w:tcW w:type="dxa" w:w="1440"/>
           </w:tcPr>
           <w:p>
             <w:r>
-              <w:t>20,6%</w:t>
+              <w:t>4 163</w:t>
+            </w:r>
+          </w:p>
+        </w:tc>
+        <w:tc>
+          <w:tcPr>
+            <w:tcW w:type="dxa" w:w="1440"/>
+          </w:tcPr>
+          <w:p>
+            <w:r>
+              <w:t>−12%</w:t>
             </w:r>
           </w:p>
         </w:tc>
@@ -863,7 +584,7 @@
           <w:color w:val="666666"/>
           <w:sz w:val="18"/>
         </w:rPr>
-        <w:t>8 недель 10.08–04.10, ДМД, без сроков годности.</w:t>
+        <w:t>Год без сроков годности. «Полугодие к полугодию» — себестоимость апреля–сентября 2026 против октября 2025 — марта 2026.</w:t>
       </w:r>
     </w:p>
     <w:p>
@@ -871,86 +592,7 @@
         <w:pStyle w:val="Heading2"/>
       </w:pPr>
       <w:r>
-        <w:t>ТОП-3 глубже. 1. Хрупкие длинномеры: мера не дошла до стеллажа</w:t>
-      </w:r>
-    </w:p>
-    <w:p>
-      <w:r>
-        <w:t>3 439 актов, 673 позиции, 0,7 млн ₽. В неделю 28 сентября — 866 актов, из них 420 на один маячковый профиль PROFFIT 6 мм и 100 на угол ПВХ GAVIAL с сеткой. Это повтор истории 15 сентября: партию профиля одной операцией положили так, что она сломалась целиком. За восемь недель PROFFIT — 592 акта, 17% направления; профиль 6 мм бракуется пять недель из восьми.</w:t>
-      </w:r>
-    </w:p>
-    <w:p>
-      <w:r>
-        <w:t>Остальное размазано: топ-10 позиций — только треть актов. Группы — отделочные материалы 1 094, кабеленесущие системы 740 (кабель-каналы DIRECT, DKC), инженерная сантехника 675 (трубки K-FLEX и РУ-ФЛЕКС, трубы PP-R), метизы 582 (углы ПилотПро, профиль Центурион).</w:t>
-      </w:r>
-    </w:p>
-    <w:p>
-      <w:r>
-        <w:t>Что предлагаем дополнительно. Для PROFFIT 6 и 10 мм — отдельное место хранения: кассета или консоль, куда профиль кладут только горизонтально, и запрет размещать его в ячейку короче 3 м. Разобрать, кто и какой операцией размещал партию 28.09: две вспышки за месяц — это одна и та же операция, а не износ хранения. Остальным длинномерам — общее правило модели, как в записке 8.</w:t>
-      </w:r>
-    </w:p>
-    <w:p>
-      <w:r>
-        <w:t>Как мерить. Отдельно PROFFIT 6/10 мм — должно уйти в ноль; модель «длинномер хрупкий» — база 376 в неделю.</w:t>
-      </w:r>
-    </w:p>
-    <w:p>
-      <w:pPr>
-        <w:pStyle w:val="Heading2"/>
-      </w:pPr>
-      <w:r>
-        <w:t>2. Тара с крышкой: один поставщик — три четверти брака</w:t>
-      </w:r>
-    </w:p>
-    <w:p>
-      <w:r>
-        <w:t>1 934 акта, 126 позиций, но топ-10 — 78% актов. Тара.ру — 1 429 актов, 74% направления; одно литровое ведро — 1 061, больше половины. После пика 677 в неделю 14 сентября — 115 и 170. Остальное — вёдра REMIX и Gigant, контейнеры Rox Box, металлические вёдра Металлотары.</w:t>
-      </w:r>
-    </w:p>
-    <w:p>
-      <w:r>
-        <w:t>Что предлагаем дополнительно. Раз брак держится на одном поставщике, кроме правила хранения (комплектом, крышка надета) — вопрос к поставщику и закупке: как приходит ведро, надета ли крышка с завода, нужна ли поставка в коробе по 10–20 штук вместо россыпи. Если крышку надевают на складе — это операция приёмки, и её надо закрепить за конкретным местом.</w:t>
-      </w:r>
-    </w:p>
-    <w:p>
-      <w:r>
-        <w:t>Как мерить. Некомплект Тара.ру в неделю — до 23.09 в среднем 215, после — 68.</w:t>
-      </w:r>
-    </w:p>
-    <w:p>
-      <w:pPr>
-        <w:pStyle w:val="Heading2"/>
-      </w:pPr>
-      <w:r>
-        <w:t>3. Светильники и лампы: брак размазан — бить по модели, не по товару</w:t>
-      </w:r>
-    </w:p>
-    <w:p>
-      <w:r>
-        <w:t>1 639 актов, 515 позиций, топ-10 — всего 18%. Лампы (группа «Освещение») — 852, светильники — 787. Бренды без явного лидера: ЭРА 156, Gigant 135, Сириус 134, FERON 110, IN HOME 102, Osram 94. Устойчиво каждую неделю бракуются лампы T8 18 Вт Gigant (семь недель из восьми) и панели 595×595 Сириус и KRASO. Всплеск 407 в неделю 28.09 разошёлся по десяткам позиций по 9–14 актов — это событие на складе (переразмещение, инвентаризация), а не один товар.</w:t>
-      </w:r>
-    </w:p>
-    <w:p>
-      <w:r>
-        <w:t>Что предлагаем дополнительно. Мера из записки 8 (панели на ребре, лампы T8 вдоль ячейки) — для всей модели «хрупкий крупный», а не списком товаров. И узнать у склада, что происходило с зоной освещения на неделе 28.09 — если было переразмещение, его надо делать по тому же правилу.</w:t>
-      </w:r>
-    </w:p>
-    <w:p>
-      <w:r>
-        <w:t>Как мерить. Мех. повреждение освещения и светильников — база 180 в неделю.</w:t>
-      </w:r>
-    </w:p>
-    <w:p>
-      <w:pPr>
-        <w:pStyle w:val="Heading2"/>
-      </w:pPr>
-      <w:r>
-        <w:t>Новые направления</w:t>
-      </w:r>
-    </w:p>
-    <w:p>
-      <w:r>
-        <w:t>Отобраны так же, как в записке 8: дефект держится на небольшой группе, у склада есть понятное действие, не пересекается с уже взятым. Два из пяти — по деньгам, а не по актам.</w:t>
+        <w:t>Девять точек удара</w:t>
       </w:r>
     </w:p>
     <w:tbl>
@@ -975,7 +617,7 @@
               <w:rPr>
                 <w:b/>
               </w:rPr>
-              <w:t>Направление</w:t>
+              <w:t>Точка</w:t>
             </w:r>
           </w:p>
         </w:tc>
@@ -988,20 +630,7 @@
               <w:rPr>
                 <w:b/>
               </w:rPr>
-              <w:t>Актов за 8 нед</w:t>
-            </w:r>
-          </w:p>
-        </w:tc>
-        <w:tc>
-          <w:tcPr>
-            <w:tcW w:type="dxa" w:w="2160"/>
-          </w:tcPr>
-          <w:p>
-            <w:r>
-              <w:rPr>
-                <w:b/>
-              </w:rPr>
-              <w:t>Себестоимость</w:t>
+              <w:t>Денег за год</w:t>
             </w:r>
           </w:p>
         </w:tc>
@@ -1018,45 +647,16 @@
             </w:r>
           </w:p>
         </w:tc>
-      </w:tr>
-      <w:tr>
         <w:tc>
           <w:tcPr>
             <w:tcW w:type="dxa" w:w="2160"/>
           </w:tcPr>
           <w:p>
             <w:r>
-              <w:t>Санфаянс: унитазы-компакты</w:t>
-            </w:r>
-          </w:p>
-        </w:tc>
-        <w:tc>
-          <w:tcPr>
-            <w:tcW w:type="dxa" w:w="2160"/>
-          </w:tcPr>
-          <w:p>
-            <w:r>
-              <w:t>258</w:t>
-            </w:r>
-          </w:p>
-        </w:tc>
-        <w:tc>
-          <w:tcPr>
-            <w:tcW w:type="dxa" w:w="2160"/>
-          </w:tcPr>
-          <w:p>
-            <w:r>
-              <w:t>1,20 млн</w:t>
-            </w:r>
-          </w:p>
-        </w:tc>
-        <w:tc>
-          <w:tcPr>
-            <w:tcW w:type="dxa" w:w="2160"/>
-          </w:tcPr>
-          <w:p>
-            <w:r>
-              <w:t>151 за неделю 28.09 против ~15</w:t>
+              <w:rPr>
+                <w:b/>
+              </w:rPr>
+              <w:t>Чем бьём</w:t>
             </w:r>
           </w:p>
         </w:tc>
@@ -1068,7 +668,7 @@
           </w:tcPr>
           <w:p>
             <w:r>
-              <w:t>Отрезные диски</w:t>
+              <w:t>1. Коробочный товар Ф(КОР)</w:t>
             </w:r>
           </w:p>
         </w:tc>
@@ -1078,7 +678,7 @@
           </w:tcPr>
           <w:p>
             <w:r>
-              <w:t>515</w:t>
+              <w:t>203 млн</w:t>
             </w:r>
           </w:p>
         </w:tc>
@@ -1088,7 +688,7 @@
           </w:tcPr>
           <w:p>
             <w:r>
-              <w:t>0,03 млн</w:t>
+              <w:t>+26%</w:t>
             </w:r>
           </w:p>
         </w:tc>
@@ -1098,7 +698,7 @@
           </w:tcPr>
           <w:p>
             <w:r>
-              <w:t>121 и 269 за две недели против ~20</w:t>
+              <w:t>стандарт вскрытия коробки для всей сети</w:t>
             </w:r>
           </w:p>
         </w:tc>
@@ -1110,7 +710,7 @@
           </w:tcPr>
           <w:p>
             <w:r>
-              <w:t>Металлические и ПВХ длинномеры Ф(ДЛ)</w:t>
+              <w:t>2. Дорогой некомплект ДМД</w:t>
             </w:r>
           </w:p>
         </w:tc>
@@ -1120,7 +720,7 @@
           </w:tcPr>
           <w:p>
             <w:r>
-              <w:t>950</w:t>
+              <w:t>128 млн</w:t>
             </w:r>
           </w:p>
         </w:tc>
@@ -1130,7 +730,7 @@
           </w:tcPr>
           <w:p>
             <w:r>
-              <w:t>0,75 млн</w:t>
+              <w:t>+32%</w:t>
             </w:r>
           </w:p>
         </w:tc>
@@ -1140,7 +740,7 @@
           </w:tcPr>
           <w:p>
             <w:r>
-              <w:t>каждую неделю, 50–210</w:t>
+              <w:t>поштучный контроль дороже 10 тыс.</w:t>
             </w:r>
           </w:p>
         </w:tc>
@@ -1152,7 +752,7 @@
           </w:tcPr>
           <w:p>
             <w:r>
-              <w:t>Короба и упаковочные материалы</w:t>
+              <w:t>3. Упаковка вместо переупаковки</w:t>
             </w:r>
           </w:p>
         </w:tc>
@@ -1162,7 +762,7 @@
           </w:tcPr>
           <w:p>
             <w:r>
-              <w:t>540</w:t>
+              <w:t>57 млн</w:t>
             </w:r>
           </w:p>
         </w:tc>
@@ -1172,7 +772,7 @@
           </w:tcPr>
           <w:p>
             <w:r>
-              <w:t>0,26 млн</w:t>
+              <w:t>переупаковка −85%</w:t>
             </w:r>
           </w:p>
         </w:tc>
@@ -1182,7 +782,7 @@
           </w:tcPr>
           <w:p>
             <w:r>
-              <w:t>173 за неделю 28.09 против ~50</w:t>
+              <w:t>маршрут «целый товар → переупаковка»</w:t>
             </w:r>
           </w:p>
         </w:tc>
@@ -1194,7 +794,7 @@
           </w:tcPr>
           <w:p>
             <w:r>
-              <w:t>Дорогой некомплект (себес от 10 тыс.)</w:t>
+              <w:t>4. СПБ Шушары</w:t>
             </w:r>
           </w:p>
         </w:tc>
@@ -1204,7 +804,7 @@
           </w:tcPr>
           <w:p>
             <w:r>
-              <w:t>~160</w:t>
+              <w:t>87 млн</w:t>
             </w:r>
           </w:p>
         </w:tc>
@@ -1214,7 +814,7 @@
           </w:tcPr>
           <w:p>
             <w:r>
-              <w:t>~3,6 млн</w:t>
+              <w:t>+3%</w:t>
             </w:r>
           </w:p>
         </w:tc>
@@ -1224,7 +824,217 @@
           </w:tcPr>
           <w:p>
             <w:r>
-              <w:t>редкие, но по 10–70 тыс. за акт</w:t>
+              <w:t>меры ДМД на Шушары, свой ответственный</w:t>
+            </w:r>
+          </w:p>
+        </w:tc>
+      </w:tr>
+      <w:tr>
+        <w:tc>
+          <w:tcPr>
+            <w:tcW w:type="dxa" w:w="2160"/>
+          </w:tcPr>
+          <w:p>
+            <w:r>
+              <w:t>5. Магазины-склады</w:t>
+            </w:r>
+          </w:p>
+        </w:tc>
+        <w:tc>
+          <w:tcPr>
+            <w:tcW w:type="dxa" w:w="2160"/>
+          </w:tcPr>
+          <w:p>
+            <w:r>
+              <w:t>51 млн</w:t>
+            </w:r>
+          </w:p>
+        </w:tc>
+        <w:tc>
+          <w:tcPr>
+            <w:tcW w:type="dxa" w:w="2160"/>
+          </w:tcPr>
+          <w:p>
+            <w:r>
+              <w:t>+57%</w:t>
+            </w:r>
+          </w:p>
+        </w:tc>
+        <w:tc>
+          <w:tcPr>
+            <w:tcW w:type="dxa" w:w="2160"/>
+          </w:tcPr>
+          <w:p>
+            <w:r>
+              <w:t>рейтинг МС, разбор растущих</w:t>
+            </w:r>
+          </w:p>
+        </w:tc>
+      </w:tr>
+      <w:tr>
+        <w:tc>
+          <w:tcPr>
+            <w:tcW w:type="dxa" w:w="2160"/>
+          </w:tcPr>
+          <w:p>
+            <w:r>
+              <w:t>6. Gigant (СТМ)</w:t>
+            </w:r>
+          </w:p>
+        </w:tc>
+        <w:tc>
+          <w:tcPr>
+            <w:tcW w:type="dxa" w:w="2160"/>
+          </w:tcPr>
+          <w:p>
+            <w:r>
+              <w:t>47 млн</w:t>
+            </w:r>
+          </w:p>
+        </w:tc>
+        <w:tc>
+          <w:tcPr>
+            <w:tcW w:type="dxa" w:w="2160"/>
+          </w:tcPr>
+          <w:p>
+            <w:r>
+              <w:t>+16%</w:t>
+            </w:r>
+          </w:p>
+        </w:tc>
+        <w:tc>
+          <w:tcPr>
+            <w:tcW w:type="dxa" w:w="2160"/>
+          </w:tcPr>
+          <w:p>
+            <w:r>
+              <w:t>требования к упаковке у производителя</w:t>
+            </w:r>
+          </w:p>
+        </w:tc>
+      </w:tr>
+      <w:tr>
+        <w:tc>
+          <w:tcPr>
+            <w:tcW w:type="dxa" w:w="2160"/>
+          </w:tcPr>
+          <w:p>
+            <w:r>
+              <w:t>7. Поставщики с растущим некомплектом</w:t>
+            </w:r>
+          </w:p>
+        </w:tc>
+        <w:tc>
+          <w:tcPr>
+            <w:tcW w:type="dxa" w:w="2160"/>
+          </w:tcPr>
+          <w:p>
+            <w:r>
+              <w:t>~18 млн</w:t>
+            </w:r>
+          </w:p>
+        </w:tc>
+        <w:tc>
+          <w:tcPr>
+            <w:tcW w:type="dxa" w:w="2160"/>
+          </w:tcPr>
+          <w:p>
+            <w:r>
+              <w:t>×2–4</w:t>
+            </w:r>
+          </w:p>
+        </w:tc>
+        <w:tc>
+          <w:tcPr>
+            <w:tcW w:type="dxa" w:w="2160"/>
+          </w:tcPr>
+          <w:p>
+            <w:r>
+              <w:t>проверка на приёмке, претензии</w:t>
+            </w:r>
+          </w:p>
+        </w:tc>
+      </w:tr>
+      <w:tr>
+        <w:tc>
+          <w:tcPr>
+            <w:tcW w:type="dxa" w:w="2160"/>
+          </w:tcPr>
+          <w:p>
+            <w:r>
+              <w:t>8. Сезон: диски, снегоуборщики, пилы</w:t>
+            </w:r>
+          </w:p>
+        </w:tc>
+        <w:tc>
+          <w:tcPr>
+            <w:tcW w:type="dxa" w:w="2160"/>
+          </w:tcPr>
+          <w:p>
+            <w:r>
+              <w:t>~25 млн</w:t>
+            </w:r>
+          </w:p>
+        </w:tc>
+        <w:tc>
+          <w:tcPr>
+            <w:tcW w:type="dxa" w:w="2160"/>
+          </w:tcPr>
+          <w:p>
+            <w:r>
+              <w:t>пик в ноябре</w:t>
+            </w:r>
+          </w:p>
+        </w:tc>
+        <w:tc>
+          <w:tcPr>
+            <w:tcW w:type="dxa" w:w="2160"/>
+          </w:tcPr>
+          <w:p>
+            <w:r>
+              <w:t>мера до пика</w:t>
+            </w:r>
+          </w:p>
+        </w:tc>
+      </w:tr>
+      <w:tr>
+        <w:tc>
+          <w:tcPr>
+            <w:tcW w:type="dxa" w:w="2160"/>
+          </w:tcPr>
+          <w:p>
+            <w:r>
+              <w:t>9. КГ-мебель и системы хранения</w:t>
+            </w:r>
+          </w:p>
+        </w:tc>
+        <w:tc>
+          <w:tcPr>
+            <w:tcW w:type="dxa" w:w="2160"/>
+          </w:tcPr>
+          <w:p>
+            <w:r>
+              <w:t>67 млн</w:t>
+            </w:r>
+          </w:p>
+        </w:tc>
+        <w:tc>
+          <w:tcPr>
+            <w:tcW w:type="dxa" w:w="2160"/>
+          </w:tcPr>
+          <w:p>
+            <w:r>
+              <w:t>+2%</w:t>
+            </w:r>
+          </w:p>
+        </w:tc>
+        <w:tc>
+          <w:tcPr>
+            <w:tcW w:type="dxa" w:w="2160"/>
+          </w:tcPr>
+          <w:p>
+            <w:r>
+              <w:t>фурнитура на коробке, места вместе</w:t>
             </w:r>
           </w:p>
         </w:tc>
@@ -1236,7 +1046,7 @@
           <w:color w:val="666666"/>
           <w:sz w:val="18"/>
         </w:rPr>
-        <w:t>Те же 8 недель. Динамика — последние недели против обычного уровня.</w:t>
+        <w:t>Точки пересекаются (коробочный товар есть и в Шушарах, и у Gigant), поэтому деньги не складываются. Динамика — полугодие к полугодию по себестоимости.</w:t>
       </w:r>
     </w:p>
     <w:p>
@@ -1244,22 +1054,22 @@
         <w:pStyle w:val="Heading2"/>
       </w:pPr>
       <w:r>
-        <w:t>5. Санфаянс: унитазы-компакты</w:t>
+        <w:t>1. Коробочный товар Ф(КОР) — 27% денег брака</w:t>
       </w:r>
     </w:p>
     <w:p>
       <w:r>
-        <w:t>Что видим. 258 актов мех. повреждений и 1,2 млн ₽ — самый дорогой новый кластер, 4,7 тысячи за акт. До сентября — около 15 актов в неделю, в неделю 28.09 — 151. Santek «Лига» — 70 актов и 0,3 млн, рядом Santeri «Форвард», Cersanit Star, Gesso. Модель учёта — коробочное хранение Ф(КОР).</w:t>
+        <w:t>Что видим. Одна модель хранения — коробочный товар — 33,9 тысячи актов и 203 млн ₽ за год, больше четверти всех денег брака, и +26% во втором полугодии. Внутри — садовая техника 36,8 млн, санфаянс 15,1, аккумуляторный инструмент и шуруповёрты 14,7, сервисно-гаражный инструмент 9,6, сварка 5,9, сплит-системы 5,1. Брак — некомплект 85,2 млн, мех. повреждение 47,7, «прочие» 27,5, повреждение упаковки 26,8. Больше половины — не ДМД: магазины 57,8 млн, региональные РЦ 29,0, ПВЗ 20,4.</w:t>
       </w:r>
     </w:p>
     <w:p>
       <w:r>
-        <w:t>Что предлагаем. Коробки с фаянсом — не выше двух ярусов и ничего сверху; перемещать только на паллете, не кантовать; на приёмке смотреть целостность коробки. По Santek «Лига» — вопрос к поставщику об упаковке (уголки, пенопласт): у одной модели столько брака — это упаковка.</w:t>
+        <w:t>Что предлагаем. Отдельное направление «коробочный товар» с общим правилом для всей сети: коробку не вскрывают до продажи или выдачи; вскрытую заклеивают контрольной лентой с фамилией; товар дороже 10 тысяч — проверка комплектности на приёмке с фото. Это не мера под один товар, а стандарт обращения с моделью, поэтому его можно сразу раскатать на магазины и РЦ.</w:t>
       </w:r>
     </w:p>
     <w:p>
       <w:r>
-        <w:t>Как мерить. Мех. повреждение санфаянса в неделю — база 15.</w:t>
+        <w:t>Как мерить. Себестоимость брака Ф(КОР) в месяц по местам обнаружения — база 17 млн.</w:t>
       </w:r>
     </w:p>
     <w:p>
@@ -1267,22 +1077,22 @@
         <w:pStyle w:val="Heading2"/>
       </w:pPr>
       <w:r>
-        <w:t>6. Отрезные диски</w:t>
+        <w:t>2. Дорогой некомплект — главный денежный дефект ДМД</w:t>
       </w:r>
     </w:p>
     <w:p>
       <w:r>
-        <w:t>Что видим. 515 актов, 56 позиций, и почти все — за две последние недели: 121 и 269 против 0–25 в неделю с середины августа. Круг Luga-Abrasiv 125 мм — 138, диски Gigant 230 мм по 25–50, круги Вихрь 150 мм. Денег мало — 30 тысяч на все 515 актов, но по количеству это уже 6% брака последней недели, и растёт.</w:t>
+        <w:t>Что видим. Некомплект на ДМД — 128,5 млн за год и +32% во втором полугодии; мех. повреждения при почти втрое большем числе актов — 159 млн и −4%. Средний акт некомплекта — 2,7 тысячи, а в дорогих моделях — десятки: «Верха» 29,6 тысячи на акт (29,4 млн за год), негабарит 47,9 тысячи (15,3 млн), крупногабарит 21,6 тысячи (24,3 млн), КГ-мебель 14,9 тысячи (32,6 млн). Одна затирочная машина без части стоит как сотня вёдер без крышки.</w:t>
       </w:r>
     </w:p>
     <w:p>
       <w:r>
-        <w:t>Что предлагаем. Сначала разобрать акты: такой резкий рост — обычно одна партия или одно перемещение. Дальше — хранить диски только в заводской упаковке стопкой, не россыпью в лотке, отбирать кратно упаковке.</w:t>
+        <w:t>Что предлагаем. Список моделей и товаров, где акт некомплекта дороже 10 тысяч, — поштучный контроль: проверка комплектности на приёмке, фото содержимого при каждом вскрытии, каждый акт разбирается с фамилией того, кто последним вскрывал. Трек составных товаров Бека и Кулина (триммеры) — частный случай; предлагаем расширить его на этот список.</w:t>
       </w:r>
     </w:p>
     <w:p>
       <w:r>
-        <w:t>Как мерить. Акты по модели «Диски» в неделю — база 20.</w:t>
+        <w:t>Как мерить. Себестоимость некомплекта ДМД в неделю — база 2,5 млн.</w:t>
       </w:r>
     </w:p>
     <w:p>
@@ -1290,22 +1100,22 @@
         <w:pStyle w:val="Heading2"/>
       </w:pPr>
       <w:r>
-        <w:t>7. Металлические и ПВХ длинномеры</w:t>
+        <w:t>3. Повреждённая упаковка уходит в уценку вместо переупаковки</w:t>
       </w:r>
     </w:p>
     <w:p>
       <w:r>
-        <w:t>Что видим. Модель Ф(ДЛ) — не хрупкая, но 950 актов мех. повреждений на 355 позициях: угол штукатурный перфорированный GAVIAL, перфополоса Стальных систем, проволочный лоток DKC, воздуховоды ORE, трубы PPR LAMMIN. Мнут и гнут так же, как хрупкие.</w:t>
+        <w:t>Что видим. «Повреждение упаковки» — товар цел, повреждена коробка — 33,5 млн за год на ДМД и 23,8 млн на региональных РЦ (из них 19,1 — Шушары). При этом переупаковка рухнула: по ФС-отчёту в сентябре 2025 переупаковали 26,7 тысячи штук, в сентябре 2026 — 3,9 тысячи, в семь раз меньше. Целый товар в мятой коробке продаётся уценкой за долю себестоимости, хотя мог вернуться в исправный.</w:t>
       </w:r>
     </w:p>
     <w:p>
       <w:r>
-        <w:t>Что предлагаем. Не отдельную меру, а расширить направление 1 на всю модель Ф(ДЛ): то же горизонтальное хранение и тележка для длинномеров. Одна мера — 4 400 актов за 8 недель вместо 3 400.</w:t>
+        <w:t>Что предлагаем. Правило маршрута: акт с дефектом «повреждение упаковки» и целым товаром — в переупаковку, а не в уценку; уценка — только если переупаковать нельзя. И ответ, почему переупаковка упала: нет людей, нет материалов или маршрут перенастроили.</w:t>
       </w:r>
     </w:p>
     <w:p>
       <w:r>
-        <w:t>Как мерить. Мех. повреждение Ф(ДЛ) — база 120 в неделю, вместе с хрупкими.</w:t>
+        <w:t>Как мерить. Штуки переупаковки в месяц — вернуть хотя бы к 15–20 тысячам; доля актов «повреждение упаковки», ушедших в переупаковку.</w:t>
       </w:r>
     </w:p>
     <w:p>
@@ -1313,22 +1123,22 @@
         <w:pStyle w:val="Heading2"/>
       </w:pPr>
       <w:r>
-        <w:t>8. Короба и упаковочные материалы как товар</w:t>
+        <w:t>4. СПБ Шушары — отдельный проект</w:t>
       </w:r>
     </w:p>
     <w:p>
       <w:r>
-        <w:t>Что видим. 540 актов: гофрокоробки 700×500×500, архивные короба BRAUBERG, картон КАОН, гофрокартон в рулонах. Обычно около 50 в неделю, в неделю 28.09 — 173. Картон мнётся от любой нагрузки сверху.</w:t>
+        <w:t>Что видим. Один региональный РЦ — 59,1 тысячи актов и 86,8 млн ₽ за год: 11,6% всех денег брака сети, четверть от ДМД. Брак — мех. повреждение 29,0 млн, некомплект 22,7, повреждение упаковки 19,1; по моделям — коробочный товар 20,6 млн, КГ-мебель 7,8, крупногабарит 6,1, «Верха» 6,0.</w:t>
       </w:r>
     </w:p>
     <w:p>
       <w:r>
-        <w:t>Что предлагаем. Хранить пачки в плёнке на паллете, не вскрывать до отбора, рулоны — вертикально, ничего сверху.</w:t>
+        <w:t>Что предлагаем. Перенести на Шушары то, что рабочая группа делает на ДМД: те же направления, тот же разбор по моделям хранения, своя переупаковка на месте. Назначить ответственного со стороны Шушар и включить РЦ в еженедельную сверку.</w:t>
       </w:r>
     </w:p>
     <w:p>
       <w:r>
-        <w:t>Как мерить. Мех. повреждение коробов и упаковочных материалов — база 50 в неделю.</w:t>
+        <w:t>Как мерить. Себестоимость брака Шушар в месяц — база 7,2 млн.</w:t>
       </w:r>
     </w:p>
     <w:p>
@@ -1336,22 +1146,22 @@
         <w:pStyle w:val="Heading2"/>
       </w:pPr>
       <w:r>
-        <w:t>9. Дорогой некомплект: мало актов, много денег</w:t>
+        <w:t>5. Магазины-склады — самый быстрый рост</w:t>
       </w:r>
     </w:p>
     <w:p>
       <w:r>
-        <w:t>Что видим. Группы, где акт некомплекта стоит десятки тысяч: сервисно-гаражный инструмент (пневмоустановки Rockforce и др.) — 72 акта и 1,1 млн, системы хранения (шкафы ПРАКТИК) — 34 и 0,8 млн, оборудование для бетонных работ (затирочные машины Gigant) — 21 и 0,7 млн, сплит-системы (Bosch) — 27 и 0,6 млн, сварочное оборудование (полуавтоматы Start) — 6 актов и 0,4 млн. Около 160 актов — 3,6 млн, почти десятая часть себестоимости всего брака за 8 недель. Садовая техника (триммеры Huter и др.) — ещё 205 актов и 1,6 млн, но она в треке составных товаров.</w:t>
+        <w:t>Что видим. Брак магазинов-складов вырос с 1,7 тысячи актов и 3,5 млн в декабре до 2,6 тысячи и 5,8 млн в сентябре. Быстрее всех за полугодие: Вологда Рубцово +183%, Тула Новомосковское +113%, Ярославль Тутаевское +95%, Самара Димитрова +92%, Челябинск Газизуллина +79%, Тюмень Широтная +57%. В МС тот же профиль, что на ДМД: коробочный товар, КГ-мебель, «Верха», радиаторы. 1,3 тысячи актов МС — «без указания дефекта»: что ломается, по ним не понять.</w:t>
       </w:r>
     </w:p>
     <w:p>
       <w:r>
-        <w:t>Что предлагаем. Для позиций с себестоимостью от 10 тысяч — проверка комплектности на приёмке, контрольная лента на коробку и фото при вскрытии; каждый акт разбирается поимённо. Часть списка (автогаражное оборудование) близка к треку составных товаров Бека и Кулина — передать им как дополнение, остальное — новое.</w:t>
+        <w:t>Что предлагаем. Ежемесячный рейтинг МС по браку с владельцем у каждого магазина-склада; разбор пяти самых растущих; обязательный дефект в акте. Правила хранения, которые склад примет по ДМД, — сразу в МС: модели у них те же.</w:t>
       </w:r>
     </w:p>
     <w:p>
       <w:r>
-        <w:t>Как мерить. Себестоимость некомплекта по позициям дороже 10 тысяч в неделю, в рублях.</w:t>
+        <w:t>Как мерить. Себестоимость брака МС в месяц — база 5,8 млн; доля актов без дефекта.</w:t>
       </w:r>
     </w:p>
     <w:p>
@@ -1359,7 +1169,117 @@
         <w:pStyle w:val="Heading2"/>
       </w:pPr>
       <w:r>
-        <w:t>Во второй заход</w:t>
+        <w:t>6. Gigant — собственная марка, 6% денег брака</w:t>
+      </w:r>
+    </w:p>
+    <w:p>
+      <w:r>
+        <w:t>Что видим. Gigant — 30 тысяч актов и 46,5 млн за год, втрое больше любого другого бренда (следующий, ПРАКТИК, — 14 млн). Это наша марка, значит, упаковку и комплектность мы можем требовать у производителя. Некомплект — 15,3 млн, повреждение упаковки — 4,3 млн. Где: стеллажи 6,1 млн, системы хранения 5,3, оборудование для работ на высоте 4,7, складская техника 3,8, сервисно-гаражный инструмент 3,3.</w:t>
+      </w:r>
+    </w:p>
+    <w:p>
+      <w:r>
+        <w:t>Что предлагаем. Ежемесячный отчёт по браку Gigant для категории СТМ: позиции, дефекты, деньги. Для стеллажей и шкафов — требования к упаковке (уголки, усиленный гофрокороб, фурнитура в закреплённом пакете). Некомплект с завода — претензия производителю.</w:t>
+      </w:r>
+    </w:p>
+    <w:p>
+      <w:r>
+        <w:t>Как мерить. Себестоимость брака Gigant в месяц — база 3,9 млн.</w:t>
+      </w:r>
+    </w:p>
+    <w:p>
+      <w:pPr>
+        <w:pStyle w:val="Heading2"/>
+      </w:pPr>
+      <w:r>
+        <w:t>7. Поставщики, у которых дорогой некомплект растёт</w:t>
+      </w:r>
+    </w:p>
+    <w:p>
+      <w:r>
+        <w:t>Что видим. Бренды, где некомплект за полугодие вырос в разы, а акт стоит 6–65 тысяч: Champion +200% (2,2 млн за год), Huter +187% (3,3), NORDBERG +150% (3,9), Stihl +108% (2,8), BURAN +312% (1,9), ПТК +213% (1,8), ELTENA — почти с нуля до 1,9 млн. Рядом стабильно дорогие: ПРАКТИК — 8,7 млн некомплекта за год, IRONMEBEL — 4,8.</w:t>
+      </w:r>
+    </w:p>
+    <w:p>
+      <w:r>
+        <w:t>Что предлагаем. По этим брендам — выборочная проверка комплектности на приёмке. Если некомплект с завода — претензия поставщику через закупку; если теряется у нас — в точку 2.</w:t>
+      </w:r>
+    </w:p>
+    <w:p>
+      <w:r>
+        <w:t>Как мерить. Себестоимость некомплекта по списку брендов в месяц.</w:t>
+      </w:r>
+    </w:p>
+    <w:p>
+      <w:pPr>
+        <w:pStyle w:val="Heading2"/>
+      </w:pPr>
+      <w:r>
+        <w:t>8. Сезон: бить до пика, а не после</w:t>
+      </w:r>
+    </w:p>
+    <w:p>
+      <w:r>
+        <w:t>Что видим. Прошлой осенью расходники для инструмента — отрезные диски и круги — дали пик в ноябре: 4,1 тысячи актов за месяц, вдвое выше среднего. В этом году рост уже начался: на ДМД 121 и 269 актов по дискам за две последние недели против 0–25 до этого. Садовая техника — +77% за полугодие, 45,6 млн: триммеры 15,9 млн (в работе), пилы 7,5, снегоуборщики 4,9 (по 29 тысяч на акт, сезон — ноябрь–февраль), газонокосилки 3,3.</w:t>
+      </w:r>
+    </w:p>
+    <w:p>
+      <w:r>
+        <w:t>Что предлагаем. Диски и круги — хранить только в заводской упаковке и отбирать кратно ей уже сейчас, до ноябрьского пика. Снегоуборщики и пилы — тот же контроль комплектности, что для триммеров, до начала сезона. Дальше раз в месяц смотреть, что бракуется через месяц в прошлом году, и готовить меру заранее.</w:t>
+      </w:r>
+    </w:p>
+    <w:p>
+      <w:r>
+        <w:t>Как мерить. Акты по расходникам для инструмента в ноябре против ноября 2025 — 4,1 тысячи.</w:t>
+      </w:r>
+    </w:p>
+    <w:p>
+      <w:pPr>
+        <w:pStyle w:val="Heading2"/>
+      </w:pPr>
+      <w:r>
+        <w:t>9. Мебель и системы хранения</w:t>
+      </w:r>
+    </w:p>
+    <w:p>
+      <w:r>
+        <w:t>Что видим. КГ-мебель — 67 млн за год: мех. повреждение 34,8 млн и некомплект 32,6. По группам — офисная мебель 31,5 млн, системы хранения 25,3, стеллажи 21,4. Бренды — ПРАКТИК 14 млн (9,9 тысячи на акт), IRONMEBEL 6,6, Арника 5,1. Некомплект здесь — потерянный пакет с фурнитурой или вторая коробка комплекта.</w:t>
+      </w:r>
+    </w:p>
+    <w:p>
+      <w:r>
+        <w:t>Что предлагаем. На приёмке пакет фурнитуры закреплять на коробке; многоместный товар хранить местами вместе, в одной ячейке; шкафы — стоя, без яруса сверху.</w:t>
+      </w:r>
+    </w:p>
+    <w:p>
+      <w:r>
+        <w:t>Как мерить. Себестоимость брака модели «КГ-мебель» в месяц — база 5,6 млн.</w:t>
+      </w:r>
+    </w:p>
+    <w:p>
+      <w:pPr>
+        <w:pStyle w:val="Heading2"/>
+      </w:pPr>
+      <w:r>
+        <w:t>Записка 8: что с четырьмя направлениями</w:t>
+      </w:r>
+    </w:p>
+    <w:p>
+      <w:r>
+        <w:t>Две недели после встречи 23 сентября — мало для вывода, но направление видно. Сыпучка упала вчетверо (161 → 41 акт в неделю), тара с крышкой — вдвое (275 → 143). Хрупкие длинномеры выросли (376 → 592): 28 сентября — 420 актов на один маячковый профиль PROFFIT 6 мм, вторая вспышка после 15 сентября, мера до стеллажа не дошла. Светильники — рост 180 → 279, всплеск разошёлся по десяткам позиций. Некомплект строительной химии упал в шесть раз — похоже, трек ЛВЖ Бека работает.</w:t>
+      </w:r>
+    </w:p>
+    <w:p>
+      <w:r>
+        <w:t>Но все четыре направления вместе — 31% актов ДМД за восемь недель и только 6% денег. Поэтому дальше — точки выше: по деньгам и по всей сети.</w:t>
+      </w:r>
+    </w:p>
+    <w:p>
+      <w:pPr>
+        <w:pStyle w:val="Heading2"/>
+      </w:pPr>
+      <w:r>
+        <w:t>Что просим</w:t>
       </w:r>
     </w:p>
     <w:p>
@@ -1367,7 +1287,7 @@
         <w:pStyle w:val="ListBullet"/>
       </w:pPr>
       <w:r>
-        <w:t>Строительная химия, некомплект — упал с 70–220 до 26 в неделю: похоже, трек ЛВЖ у Бека работает. Подтвердить у склада и снять с наблюдения.</w:t>
+        <w:t>Выбрать из девяти точек три на ближайший месяц — с ответственным и датой. Наше предложение по деньгам: коробочный товар, дорогой некомплект, переупаковка.</w:t>
       </w:r>
     </w:p>
     <w:p>
@@ -1375,7 +1295,7 @@
         <w:pStyle w:val="ListBullet"/>
       </w:pPr>
       <w:r>
-        <w:t>Бумага SvetoCopy — повреждение упаковки, теперь и А4 (75), и А3 (73), семь недель из восьми.</w:t>
+        <w:t>По переупаковке — ответ, почему она упала в семь раз за год.</w:t>
       </w:r>
     </w:p>
     <w:p>
@@ -1383,7 +1303,7 @@
         <w:pStyle w:val="ListBullet"/>
       </w:pPr>
       <w:r>
-        <w:t>Стулья «Фабрикант Стандарт» — 64 акта мех. повреждений, 1,5 млн по всей мебели за 8 недель.</w:t>
+        <w:t>По Шушарам и магазинам-складам — кто ответственный с их стороны.</w:t>
       </w:r>
     </w:p>
     <w:p>
@@ -1391,7 +1311,7 @@
         <w:pStyle w:val="ListBullet"/>
       </w:pPr>
       <w:r>
-        <w:t>Лёгкие коробки Ф(БК.ЛЕГК) — 2 260 актов мех. повреждений на 885 позициях: по-прежнему только общее правило модели.</w:t>
+        <w:t>По Gigant — контакт в категории СТМ для ежемесячного отчёта.</w:t>
       </w:r>
     </w:p>
     <w:p>
@@ -1399,55 +1319,7 @@
         <w:pStyle w:val="ListBullet"/>
       </w:pPr>
       <w:r>
-        <w:t>Разовые выбросы — расчёска Grass (200 за одну неделю) и лопата Грандмастер (105 «прочих») — не направления, но акты стоит прочитать.</w:t>
-      </w:r>
-    </w:p>
-    <w:p>
-      <w:pPr>
-        <w:pStyle w:val="Heading2"/>
-      </w:pPr>
-      <w:r>
-        <w:t>Что просим у склада</w:t>
-      </w:r>
-    </w:p>
-    <w:p>
-      <w:pPr>
-        <w:pStyle w:val="ListBullet"/>
-      </w:pPr>
-      <w:r>
-        <w:t>По четырём направлениям записки 8 — с какой даты мера внедрена, чтобы считать эффект от даты, а не от встречи.</w:t>
-      </w:r>
-    </w:p>
-    <w:p>
-      <w:pPr>
-        <w:pStyle w:val="ListBullet"/>
-      </w:pPr>
-      <w:r>
-        <w:t>Разбор двух вспышек длинномеров (15.09 и 28.09): кто и какой операцией размещал PROFFIT.</w:t>
-      </w:r>
-    </w:p>
-    <w:p>
-      <w:pPr>
-        <w:pStyle w:val="ListBullet"/>
-      </w:pPr>
-      <w:r>
-        <w:t>Что было с зоной освещения на неделе 28.09.</w:t>
-      </w:r>
-    </w:p>
-    <w:p>
-      <w:pPr>
-        <w:pStyle w:val="ListBullet"/>
-      </w:pPr>
-      <w:r>
-        <w:t>По пяти новым направлениям — согласие с мерой или своя, ответственного и дату.</w:t>
-      </w:r>
-    </w:p>
-    <w:p>
-      <w:pPr>
-        <w:pStyle w:val="ListBullet"/>
-      </w:pPr>
-      <w:r>
-        <w:t>По дорогому некомплекту — кто ведёт поштучный контроль: склад или трек Бека и Кулина.</w:t>
+        <w:t>По записке 8 — даты внедрения мер, чтобы считать эффект от даты, а не от встречи.</w:t>
       </w:r>
     </w:p>
     <w:sectPr>
